--- a/MancalAI.docx
+++ b/MancalAI.docx
@@ -79,14 +79,14 @@
         <w:rPr>
           <w:rtl/>
         </w:rPr>
-        <w:t>–</w:t>
+        <w:br/>
       </w:r>
       <w:r>
         <w:rPr>
           <w:rFonts w:hint="cs"/>
           <w:rtl/>
         </w:rPr>
-        <w:t xml:space="preserve"> 322526328</w:t>
+        <w:t xml:space="preserve">נועה אברמוביץ </w:t>
       </w:r>
       <w:r>
         <w:rPr>
@@ -99,66 +99,20 @@
           <w:rFonts w:hint="cs"/>
           <w:rtl/>
         </w:rPr>
-        <w:t xml:space="preserve">נועה אברמוביץ </w:t>
+        <w:t xml:space="preserve">יקיר מזרחי </w:t>
       </w:r>
       <w:r>
         <w:rPr>
           <w:rtl/>
         </w:rPr>
-        <w:t>–</w:t>
+        <w:br/>
       </w:r>
       <w:r>
         <w:rPr>
           <w:rFonts w:hint="cs"/>
           <w:rtl/>
         </w:rPr>
-        <w:t xml:space="preserve"> 322526310</w:t>
-      </w:r>
-      <w:r>
-        <w:rPr>
-          <w:rtl/>
-        </w:rPr>
-        <w:br/>
-      </w:r>
-      <w:r>
-        <w:rPr>
-          <w:rFonts w:hint="cs"/>
-          <w:rtl/>
-        </w:rPr>
-        <w:t xml:space="preserve">יקיר מזרחי - </w:t>
-      </w:r>
-      <w:r>
-        <w:rPr>
-          <w:rFonts w:hint="cs"/>
-          <w:rtl/>
-        </w:rPr>
-        <w:t>318173069</w:t>
-      </w:r>
-      <w:r>
-        <w:rPr>
-          <w:rtl/>
-        </w:rPr>
-        <w:br/>
-      </w:r>
-      <w:r>
-        <w:rPr>
-          <w:rFonts w:hint="cs"/>
-          <w:rtl/>
-        </w:rPr>
         <w:t xml:space="preserve">רואי נהרי </w:t>
-      </w:r>
-      <w:r>
-        <w:rPr>
-          <w:rtl/>
-        </w:rPr>
-        <w:t>–</w:t>
-      </w:r>
-      <w:r>
-        <w:rPr>
-          <w:rFonts w:hint="cs"/>
-          <w:rtl/>
-        </w:rPr>
-        <w:t xml:space="preserve"> 208218164</w:t>
       </w:r>
       <w:r>
         <w:rPr>
@@ -838,7 +792,6 @@
           <w:rtl/>
         </w:rPr>
       </w:pPr>
-      <w:proofErr w:type="gramStart"/>
       <w:r>
         <w:rPr>
           <w:b/>
@@ -861,25 +814,7 @@
           <w:bCs/>
           <w:rtl/>
         </w:rPr>
-        <w:t>עם</w:t>
-      </w:r>
-      <w:proofErr w:type="gramEnd"/>
-      <w:r>
-        <w:rPr>
-          <w:b/>
-          <w:bCs/>
-          <w:rtl/>
-        </w:rPr>
-        <w:t xml:space="preserve"> </w:t>
-      </w:r>
-      <w:proofErr w:type="gramStart"/>
-      <w:r>
-        <w:rPr>
-          <w:b/>
-          <w:bCs/>
-          <w:rtl/>
-        </w:rPr>
-        <w:t>גיזום</w:t>
+        <w:t>עם גיזום</w:t>
       </w:r>
       <w:r>
         <w:rPr>
@@ -895,15 +830,7 @@
           <w:b/>
           <w:bCs/>
         </w:rPr>
-        <w:t xml:space="preserve"> Alpha</w:t>
-      </w:r>
-      <w:proofErr w:type="gramEnd"/>
-      <w:r>
-        <w:rPr>
-          <w:b/>
-          <w:bCs/>
-        </w:rPr>
-        <w:t>-Beta</w:t>
+        <w:t xml:space="preserve"> Alpha-Beta</w:t>
       </w:r>
       <w:r>
         <w:rPr>
@@ -943,15 +870,7 @@
           <w:b/>
           <w:bCs/>
         </w:rPr>
-        <w:t xml:space="preserve">Iterative Deepening </w:t>
-      </w:r>
-      <w:proofErr w:type="gramStart"/>
-      <w:r>
-        <w:rPr>
-          <w:b/>
-          <w:bCs/>
-        </w:rPr>
-        <w:t xml:space="preserve">Minimax </w:t>
+        <w:t xml:space="preserve">Iterative Deepening Minimax </w:t>
       </w:r>
       <w:r>
         <w:rPr>
@@ -968,25 +887,7 @@
           <w:bCs/>
           <w:rtl/>
         </w:rPr>
-        <w:t>עם</w:t>
-      </w:r>
-      <w:proofErr w:type="gramEnd"/>
-      <w:r>
-        <w:rPr>
-          <w:b/>
-          <w:bCs/>
-          <w:rtl/>
-        </w:rPr>
-        <w:t xml:space="preserve"> </w:t>
-      </w:r>
-      <w:proofErr w:type="gramStart"/>
-      <w:r>
-        <w:rPr>
-          <w:b/>
-          <w:bCs/>
-          <w:rtl/>
-        </w:rPr>
-        <w:t>גיזום</w:t>
+        <w:t>עם גיזום</w:t>
       </w:r>
       <w:r>
         <w:rPr>
@@ -1002,15 +903,7 @@
           <w:b/>
           <w:bCs/>
         </w:rPr>
-        <w:t xml:space="preserve"> Alpha</w:t>
-      </w:r>
-      <w:proofErr w:type="gramEnd"/>
-      <w:r>
-        <w:rPr>
-          <w:b/>
-          <w:bCs/>
-        </w:rPr>
-        <w:t>-Beta</w:t>
+        <w:t xml:space="preserve"> Alpha-Beta</w:t>
       </w:r>
       <w:r>
         <w:rPr>
@@ -1473,15 +1366,7 @@
       </w:r>
       <w:proofErr w:type="spellEnd"/>
       <w:r>
-        <w:t>/bin/</w:t>
-      </w:r>
-      <w:proofErr w:type="gramStart"/>
-      <w:r>
-        <w:t>activate  #</w:t>
-      </w:r>
-      <w:proofErr w:type="gramEnd"/>
-      <w:r>
-        <w:t xml:space="preserve"> On Windows: </w:t>
+        <w:t xml:space="preserve">/bin/activate  # On Windows: </w:t>
       </w:r>
       <w:proofErr w:type="spellStart"/>
       <w:r>
@@ -9726,7 +9611,6 @@
         <w:t>(</w:t>
       </w:r>
       <w:proofErr w:type="spellStart"/>
-      <w:proofErr w:type="gramStart"/>
       <w:r>
         <w:rPr>
           <w:i/>
@@ -9738,7 +9622,6 @@
         <w:t>.pits</w:t>
       </w:r>
       <w:proofErr w:type="spellEnd"/>
-      <w:proofErr w:type="gramEnd"/>
       <w:r>
         <w:t xml:space="preserve">[0]) == 0 or </w:t>
       </w:r>
@@ -9751,7 +9634,6 @@
         <w:t>(</w:t>
       </w:r>
       <w:proofErr w:type="spellStart"/>
-      <w:proofErr w:type="gramStart"/>
       <w:r>
         <w:rPr>
           <w:i/>
@@ -9763,7 +9645,6 @@
         <w:t>.pits</w:t>
       </w:r>
       <w:proofErr w:type="spellEnd"/>
-      <w:proofErr w:type="gramEnd"/>
       <w:r>
         <w:t>[1]) == 0</w:t>
       </w:r>
@@ -9803,7 +9684,6 @@
         <w:t xml:space="preserve">            </w:t>
       </w:r>
       <w:proofErr w:type="spellStart"/>
-      <w:proofErr w:type="gramStart"/>
       <w:r>
         <w:t>len</w:t>
       </w:r>
@@ -9812,7 +9692,6 @@
         <w:t>(</w:t>
       </w:r>
       <w:proofErr w:type="spellStart"/>
-      <w:proofErr w:type="gramEnd"/>
       <w:r>
         <w:t>GameRules.get_legal_moves</w:t>
       </w:r>
@@ -9833,17 +9712,8 @@
     </w:p>
     <w:p>
       <w:r>
-        <w:t xml:space="preserve">            </w:t>
-      </w:r>
-      <w:proofErr w:type="gramStart"/>
-      <w:r>
-        <w:t>len(</w:t>
-      </w:r>
-      <w:proofErr w:type="gramEnd"/>
-      <w:r>
-        <w:t>GameRules.get_legal_moves(</w:t>
-      </w:r>
-      <w:proofErr w:type="gramStart"/>
+        <w:t>            len(GameRules.get_legal_moves(</w:t>
+      </w:r>
       <w:r>
         <w:rPr>
           <w:i/>
@@ -9852,19 +9722,7 @@
         <w:t>board</w:t>
       </w:r>
       <w:r>
-        <w:t>.clone</w:t>
-      </w:r>
-      <w:proofErr w:type="gramEnd"/>
-      <w:r>
-        <w:t>_with_switched_</w:t>
-      </w:r>
-      <w:proofErr w:type="gramStart"/>
-      <w:r>
-        <w:t>player(</w:t>
-      </w:r>
-      <w:proofErr w:type="gramEnd"/>
-      <w:r>
-        <w:t>))) == 0</w:t>
+        <w:t>.clone_with_switched_player())) == 0</w:t>
       </w:r>
     </w:p>
     <w:p>
@@ -9938,7 +9796,6 @@
         <w:t xml:space="preserve">        </w:t>
       </w:r>
       <w:proofErr w:type="spellStart"/>
-      <w:proofErr w:type="gramStart"/>
       <w:r>
         <w:rPr>
           <w:i/>
@@ -9950,7 +9807,6 @@
         <w:t>.stores</w:t>
       </w:r>
       <w:proofErr w:type="spellEnd"/>
-      <w:proofErr w:type="gramEnd"/>
       <w:r>
         <w:t xml:space="preserve">[0] += </w:t>
       </w:r>
@@ -9963,7 +9819,6 @@
         <w:t>(</w:t>
       </w:r>
       <w:proofErr w:type="spellStart"/>
-      <w:proofErr w:type="gramStart"/>
       <w:r>
         <w:rPr>
           <w:i/>
@@ -9975,7 +9830,6 @@
         <w:t>.pits</w:t>
       </w:r>
       <w:proofErr w:type="spellEnd"/>
-      <w:proofErr w:type="gramEnd"/>
       <w:r>
         <w:t>[0])</w:t>
       </w:r>
@@ -9985,7 +9839,6 @@
         <w:t xml:space="preserve">        </w:t>
       </w:r>
       <w:proofErr w:type="spellStart"/>
-      <w:proofErr w:type="gramStart"/>
       <w:r>
         <w:rPr>
           <w:i/>
@@ -9997,7 +9850,6 @@
         <w:t>.stores</w:t>
       </w:r>
       <w:proofErr w:type="spellEnd"/>
-      <w:proofErr w:type="gramEnd"/>
       <w:r>
         <w:t xml:space="preserve">[1] += </w:t>
       </w:r>
@@ -10010,7 +9862,6 @@
         <w:t>(</w:t>
       </w:r>
       <w:proofErr w:type="spellStart"/>
-      <w:proofErr w:type="gramStart"/>
       <w:r>
         <w:rPr>
           <w:i/>
@@ -10022,7 +9873,6 @@
         <w:t>.pits</w:t>
       </w:r>
       <w:proofErr w:type="spellEnd"/>
-      <w:proofErr w:type="gramEnd"/>
       <w:r>
         <w:t>[1])</w:t>
       </w:r>
@@ -10032,7 +9882,6 @@
         <w:t xml:space="preserve">        </w:t>
       </w:r>
       <w:proofErr w:type="spellStart"/>
-      <w:proofErr w:type="gramStart"/>
       <w:r>
         <w:rPr>
           <w:i/>
@@ -10041,23 +9890,11 @@
         <w:t>board</w:t>
       </w:r>
       <w:r>
-        <w:t>.pits</w:t>
-      </w:r>
-      <w:proofErr w:type="gramEnd"/>
-      <w:r>
-        <w:t>.</w:t>
-      </w:r>
-      <w:proofErr w:type="gramStart"/>
-      <w:r>
-        <w:t>fill</w:t>
-      </w:r>
-      <w:proofErr w:type="spellEnd"/>
-      <w:r>
-        <w:t>(</w:t>
-      </w:r>
-      <w:proofErr w:type="gramEnd"/>
-      <w:r>
-        <w:t>0)</w:t>
+        <w:t>.pits.fill</w:t>
+      </w:r>
+      <w:proofErr w:type="spellEnd"/>
+      <w:r>
+        <w:t>(0)</w:t>
       </w:r>
     </w:p>
     <w:p/>
@@ -10076,7 +9913,6 @@
         <w:t xml:space="preserve"> </w:t>
       </w:r>
       <w:proofErr w:type="spellStart"/>
-      <w:proofErr w:type="gramStart"/>
       <w:r>
         <w:rPr>
           <w:i/>
@@ -10088,12 +9924,10 @@
         <w:t>.stores</w:t>
       </w:r>
       <w:proofErr w:type="spellEnd"/>
-      <w:proofErr w:type="gramEnd"/>
       <w:r>
         <w:t xml:space="preserve">[0] &gt; </w:t>
       </w:r>
       <w:proofErr w:type="spellStart"/>
-      <w:proofErr w:type="gramStart"/>
       <w:r>
         <w:rPr>
           <w:i/>
@@ -10105,7 +9939,6 @@
         <w:t>.stores</w:t>
       </w:r>
       <w:proofErr w:type="spellEnd"/>
-      <w:proofErr w:type="gramEnd"/>
       <w:r>
         <w:t>[1]:</w:t>
       </w:r>
@@ -10142,7 +9975,6 @@
         <w:t xml:space="preserve"> </w:t>
       </w:r>
       <w:proofErr w:type="spellStart"/>
-      <w:proofErr w:type="gramStart"/>
       <w:r>
         <w:rPr>
           <w:i/>
@@ -10154,12 +9986,10 @@
         <w:t>.stores</w:t>
       </w:r>
       <w:proofErr w:type="spellEnd"/>
-      <w:proofErr w:type="gramEnd"/>
       <w:r>
         <w:t xml:space="preserve">[1] &gt; </w:t>
       </w:r>
       <w:proofErr w:type="spellStart"/>
-      <w:proofErr w:type="gramStart"/>
       <w:r>
         <w:rPr>
           <w:i/>
@@ -10171,7 +10001,6 @@
         <w:t>.stores</w:t>
       </w:r>
       <w:proofErr w:type="spellEnd"/>
-      <w:proofErr w:type="gramEnd"/>
       <w:r>
         <w:t>[0]:</w:t>
       </w:r>
@@ -17314,12 +17143,10 @@
         <w:t>(state=</w:t>
       </w:r>
       <w:proofErr w:type="spellStart"/>
-      <w:proofErr w:type="gramStart"/>
       <w:r>
         <w:t>tk.DISABLED</w:t>
       </w:r>
       <w:proofErr w:type="spellEnd"/>
-      <w:proofErr w:type="gramEnd"/>
       <w:r>
         <w:t>)</w:t>
       </w:r>
@@ -17328,52 +17155,29 @@
         <w:t xml:space="preserve">        </w:t>
       </w:r>
       <w:proofErr w:type="spellStart"/>
-      <w:proofErr w:type="gramStart"/>
-      <w:r>
-        <w:t>self.update</w:t>
-      </w:r>
-      <w:proofErr w:type="gramEnd"/>
-      <w:r>
-        <w:t>_</w:t>
-      </w:r>
-      <w:proofErr w:type="gramStart"/>
-      <w:r>
-        <w:t>display</w:t>
-      </w:r>
-      <w:proofErr w:type="spellEnd"/>
-      <w:r>
-        <w:t>(</w:t>
-      </w:r>
-      <w:proofErr w:type="gramEnd"/>
-      <w:r>
-        <w:t>)</w:t>
-      </w:r>
-      <w:r>
-        <w:br/>
-      </w:r>
-      <w:r>
-        <w:br/>
-        <w:t xml:space="preserve">def </w:t>
-      </w:r>
-      <w:proofErr w:type="gramStart"/>
-      <w:r>
-        <w:t>main(</w:t>
-      </w:r>
-      <w:proofErr w:type="gramEnd"/>
-      <w:r>
-        <w:t>):</w:t>
+      <w:r>
+        <w:t>self.update_display</w:t>
+      </w:r>
+      <w:proofErr w:type="spellEnd"/>
+      <w:r>
+        <w:t>()</w:t>
+      </w:r>
+      <w:r>
+        <w:br/>
+      </w:r>
+      <w:r>
+        <w:br/>
+        <w:t>def main():</w:t>
       </w:r>
       <w:r>
         <w:br/>
         <w:t xml:space="preserve">    root = </w:t>
       </w:r>
       <w:proofErr w:type="spellStart"/>
-      <w:proofErr w:type="gramStart"/>
       <w:r>
         <w:t>tk.Tk</w:t>
       </w:r>
       <w:proofErr w:type="spellEnd"/>
-      <w:proofErr w:type="gramEnd"/>
       <w:r>
         <w:t>()</w:t>
       </w:r>
@@ -17394,12 +17198,10 @@
         <w:t xml:space="preserve">    </w:t>
       </w:r>
       <w:proofErr w:type="spellStart"/>
-      <w:proofErr w:type="gramStart"/>
       <w:r>
         <w:t>root.mainloop</w:t>
       </w:r>
       <w:proofErr w:type="spellEnd"/>
-      <w:proofErr w:type="gramEnd"/>
       <w:r>
         <w:t>()</w:t>
       </w:r>
@@ -17413,15 +17215,7 @@
       </w:r>
       <w:r>
         <w:br/>
-        <w:t xml:space="preserve">    </w:t>
-      </w:r>
-      <w:proofErr w:type="gramStart"/>
-      <w:r>
-        <w:t>main(</w:t>
-      </w:r>
-      <w:proofErr w:type="gramEnd"/>
-      <w:r>
-        <w:t>)</w:t>
+        <w:t xml:space="preserve">    main()</w:t>
       </w:r>
     </w:p>
     <w:p/>
@@ -19762,6 +19556,7 @@
   <w:style w:type="character" w:default="1" w:styleId="a0">
     <w:name w:val="Default Paragraph Font"/>
     <w:uiPriority w:val="1"/>
+    <w:semiHidden/>
     <w:unhideWhenUsed/>
   </w:style>
   <w:style w:type="table" w:default="1" w:styleId="a1">
